--- a/biblioteca/Scheda metadati biblioteca DTI.DOCX
+++ b/biblioteca/Scheda metadati biblioteca DTI.DOCX
@@ -749,75 +749,264 @@
           </w:tcPr>
           <w:p>
             <w:pPr>
-              <w:rPr>
-                <w:rFonts w:ascii="Times New Roman" w:hAnsi="Times New Roman"/>
-                <w:sz w:val="20"/>
-                <w:szCs w:val="20"/>
-              </w:rPr>
+              <w:pStyle w:val="SUPSITestoArial10"/>
             </w:pPr>
+            <w:r>
+              <w:t>Il progetto proposto mira a rivoluzionare il tradizionale processo di gestione dei biglietti da visita attraverso l'integrazione della tecnologia NFC (</w:t>
+            </w:r>
+            <w:proofErr w:type="spellStart"/>
+            <w:r>
+              <w:t>Near</w:t>
+            </w:r>
+            <w:proofErr w:type="spellEnd"/>
+            <w:r>
+              <w:t xml:space="preserve"> Field </w:t>
+            </w:r>
+            <w:proofErr w:type="spellStart"/>
+            <w:r>
+              <w:t>Communication</w:t>
+            </w:r>
+            <w:proofErr w:type="spellEnd"/>
+            <w:r>
+              <w:t xml:space="preserve">) e dei codici QR. Originariamente sviluppato da </w:t>
+            </w:r>
+            <w:proofErr w:type="spellStart"/>
+            <w:r>
+              <w:t>HexagonSwiss</w:t>
+            </w:r>
+            <w:proofErr w:type="spellEnd"/>
+            <w:r>
+              <w:t>, il concetto si basa sulla trasformazione dei bigliettini da visita fisici in formati digitali accessibili tramite dispositivi mobili. Gli utenti potranno semplicemente interagire con le carte NFC per accedere istantaneamente a una pagina web contenente il loro biglietto da visita digitale personalizzato. In alternativa, i codici QR offriranno la stessa funzionalità per dispositivi privi di NFC.</w:t>
+            </w:r>
           </w:p>
           <w:p>
             <w:pPr>
-              <w:rPr>
-                <w:rFonts w:ascii="Times New Roman" w:hAnsi="Times New Roman"/>
-                <w:sz w:val="20"/>
-                <w:szCs w:val="20"/>
-              </w:rPr>
+              <w:pStyle w:val="SUPSITestoArial10"/>
             </w:pPr>
+            <w:r>
+              <w:t>L'obiettivo principale è semplificare e automatizzare il processo di creazione e personalizzazione dei biglietti da visita digitali, consentendo agli utenti di agire in modo indipendente e senza necessità di interventi diretti da parte dell'azienda. Ciò sarà possibile attraverso la definizione di una struttura dati adatta al progetto e l'implementazione di un sistema che consenta agli utenti di modificare e creare nuovi biglietti digitali in base ai loro ruoli e alle autorizzazioni assegnate.</w:t>
+            </w:r>
           </w:p>
           <w:p>
             <w:pPr>
               <w:rPr>
-                <w:rFonts w:ascii="Times New Roman" w:hAnsi="Times New Roman"/>
                 <w:sz w:val="20"/>
-                <w:szCs w:val="20"/>
+                <w:lang w:val="it-CH" w:eastAsia="it-CH"/>
               </w:rPr>
             </w:pPr>
+            <w:r>
+              <w:rPr>
+                <w:sz w:val="20"/>
+                <w:lang w:val="it-CH" w:eastAsia="it-CH"/>
+              </w:rPr>
+              <w:t xml:space="preserve">Oltre alla digitalizzazione del processo di gestione dei biglietti da visita, l'implementazione di un </w:t>
+            </w:r>
+            <w:r>
+              <w:rPr>
+                <w:sz w:val="20"/>
+                <w:lang w:val="it-CH" w:eastAsia="it-CH"/>
+              </w:rPr>
+              <w:t>sistema di gestione dei ruoli</w:t>
+            </w:r>
+            <w:r>
+              <w:rPr>
+                <w:sz w:val="20"/>
+                <w:lang w:val="it-CH" w:eastAsia="it-CH"/>
+              </w:rPr>
+              <w:t>. Inoltre, il progetto si propone di approfondire la comprensione della tecnologia NFC e di fornire una documentazione accurata dei lavori e delle ricerche svolte.</w:t>
+            </w:r>
           </w:p>
           <w:p>
             <w:pPr>
               <w:rPr>
-                <w:rFonts w:ascii="Times New Roman" w:hAnsi="Times New Roman"/>
                 <w:sz w:val="20"/>
-                <w:szCs w:val="20"/>
+                <w:lang w:val="it-CH" w:eastAsia="it-CH"/>
               </w:rPr>
             </w:pPr>
+            <w:r>
+              <w:rPr>
+                <w:sz w:val="20"/>
+                <w:lang w:val="it-CH" w:eastAsia="it-CH"/>
+              </w:rPr>
+              <w:t>Il tutto sarà accompagnato dalla ricerca sulla possibilità di implementare questo progetto con un database decentralizzato.</w:t>
+            </w:r>
           </w:p>
           <w:p>
             <w:pPr>
-              <w:rPr>
-                <w:rFonts w:ascii="Times New Roman" w:hAnsi="Times New Roman"/>
-                <w:sz w:val="20"/>
-                <w:szCs w:val="20"/>
-              </w:rPr>
+              <w:pStyle w:val="SUPSITestoArial10"/>
             </w:pPr>
+            <w:r>
+              <w:t xml:space="preserve">Le tecnologie utilizzate comprendono node.js per il </w:t>
+            </w:r>
+            <w:proofErr w:type="spellStart"/>
+            <w:r>
+              <w:t>backend</w:t>
+            </w:r>
+            <w:proofErr w:type="spellEnd"/>
+            <w:r>
+              <w:t xml:space="preserve">, </w:t>
+            </w:r>
+            <w:proofErr w:type="spellStart"/>
+            <w:r>
+              <w:t>Angular</w:t>
+            </w:r>
+            <w:proofErr w:type="spellEnd"/>
+            <w:r>
+              <w:t xml:space="preserve"> per il </w:t>
+            </w:r>
+            <w:proofErr w:type="spellStart"/>
+            <w:r>
+              <w:t>frontend</w:t>
+            </w:r>
+            <w:proofErr w:type="spellEnd"/>
+            <w:r>
+              <w:t xml:space="preserve"> e SQL per la gestione dei dati, insieme ad altre tecnologie e strumenti necessari per la realizzazione completa del progetto.</w:t>
+            </w:r>
           </w:p>
           <w:p>
             <w:pPr>
-              <w:rPr>
-                <w:rFonts w:ascii="Times New Roman" w:hAnsi="Times New Roman"/>
-                <w:sz w:val="20"/>
-                <w:szCs w:val="20"/>
+              <w:pStyle w:val="SUPSITestoArial10"/>
+              <w:rPr>
+                <w:lang w:val="en-US"/>
               </w:rPr>
             </w:pPr>
+            <w:r>
+              <w:rPr>
+                <w:lang w:val="en-US"/>
+              </w:rPr>
+              <w:lastRenderedPageBreak/>
+              <w:t xml:space="preserve">The proposed project aims to revolutionize the traditional process of managing business cards through the integration of NFC (Near Field Communication) technology and QR codes. Originally developed by </w:t>
+            </w:r>
+            <w:proofErr w:type="spellStart"/>
+            <w:r>
+              <w:rPr>
+                <w:lang w:val="en-US"/>
+              </w:rPr>
+              <w:t>HexagonSwiss</w:t>
+            </w:r>
+            <w:proofErr w:type="spellEnd"/>
+            <w:r>
+              <w:rPr>
+                <w:lang w:val="en-US"/>
+              </w:rPr>
+              <w:t xml:space="preserve">, the concept </w:t>
+            </w:r>
+            <w:proofErr w:type="gramStart"/>
+            <w:r>
+              <w:rPr>
+                <w:lang w:val="en-US"/>
+              </w:rPr>
+              <w:t>is based</w:t>
+            </w:r>
+            <w:proofErr w:type="gramEnd"/>
+            <w:r>
+              <w:rPr>
+                <w:lang w:val="en-US"/>
+              </w:rPr>
+              <w:t xml:space="preserve"> on transforming physical business cards into digital formats accessible via mobile devices. Users will simply interact with NFC cards </w:t>
+            </w:r>
+            <w:proofErr w:type="gramStart"/>
+            <w:r>
+              <w:rPr>
+                <w:lang w:val="en-US"/>
+              </w:rPr>
+              <w:t>to instantly access</w:t>
+            </w:r>
+            <w:proofErr w:type="gramEnd"/>
+            <w:r>
+              <w:rPr>
+                <w:lang w:val="en-US"/>
+              </w:rPr>
+              <w:t xml:space="preserve"> a web page containing their personalized digital business card. </w:t>
+            </w:r>
+            <w:r>
+              <w:rPr>
+                <w:lang w:val="en-US"/>
+              </w:rPr>
+              <w:t>Alternatively, QR codes will provide the same functionality for devices lacking NFC.</w:t>
+            </w:r>
           </w:p>
           <w:p>
             <w:pPr>
-              <w:rPr>
-                <w:rFonts w:ascii="Times New Roman" w:hAnsi="Times New Roman"/>
-                <w:sz w:val="20"/>
-                <w:szCs w:val="20"/>
+              <w:pStyle w:val="SUPSITestoArial10"/>
+              <w:rPr>
+                <w:lang w:val="en-US"/>
               </w:rPr>
             </w:pPr>
+            <w:r>
+              <w:rPr>
+                <w:lang w:val="en-US"/>
+              </w:rPr>
+              <w:t xml:space="preserve">The primary goal is to simplify and automate the process of creating and customizing digital business cards, allowing users to act independently and without the need for direct intervention from the company. </w:t>
+            </w:r>
+            <w:r>
+              <w:rPr>
+                <w:lang w:val="en-US"/>
+              </w:rPr>
+              <w:t xml:space="preserve">This </w:t>
+            </w:r>
+            <w:proofErr w:type="gramStart"/>
+            <w:r>
+              <w:rPr>
+                <w:lang w:val="en-US"/>
+              </w:rPr>
+              <w:t>will be achieved</w:t>
+            </w:r>
+            <w:proofErr w:type="gramEnd"/>
+            <w:r>
+              <w:rPr>
+                <w:lang w:val="en-US"/>
+              </w:rPr>
+              <w:t xml:space="preserve"> through the definition of a data structure suitable for the project and the implementation of a system that allows users to modify and create new digital cards based on their roles and assigned permissions.</w:t>
+            </w:r>
           </w:p>
           <w:p>
             <w:pPr>
-              <w:rPr>
-                <w:rFonts w:ascii="Times New Roman" w:hAnsi="Times New Roman"/>
-                <w:sz w:val="20"/>
-                <w:szCs w:val="20"/>
+              <w:pStyle w:val="SUPSITestoArial10"/>
+              <w:rPr>
+                <w:lang w:val="en-US"/>
               </w:rPr>
             </w:pPr>
+            <w:r>
+              <w:rPr>
+                <w:lang w:val="en-US"/>
+              </w:rPr>
+              <w:t xml:space="preserve">In addition to digitizing the process of managing business cards, implementing a role and permission management system will enable efficient review and approval of changes made to digital cards. </w:t>
+            </w:r>
+            <w:r>
+              <w:rPr>
+                <w:lang w:val="en-US"/>
+              </w:rPr>
+              <w:t>Furthermore, the project aims to deepen understanding of NFC technology and provide accurate documentation of the work and research conducted.</w:t>
+            </w:r>
+          </w:p>
+          <w:p>
+            <w:pPr>
+              <w:pStyle w:val="SUPSITestoArial10"/>
+              <w:rPr>
+                <w:lang w:val="en-US"/>
+              </w:rPr>
+            </w:pPr>
+            <w:r>
+              <w:rPr>
+                <w:lang w:val="en-US"/>
+              </w:rPr>
+              <w:t xml:space="preserve">The technologies used include Express.js for the backend, Angular for the </w:t>
+            </w:r>
+            <w:proofErr w:type="gramStart"/>
+            <w:r>
+              <w:rPr>
+                <w:lang w:val="en-US"/>
+              </w:rPr>
+              <w:t>frontend,</w:t>
+            </w:r>
+            <w:proofErr w:type="gramEnd"/>
+            <w:r>
+              <w:rPr>
+                <w:lang w:val="en-US"/>
+              </w:rPr>
+              <w:t xml:space="preserve"> and SQL for data management, along with other necessary technologies and tools for the complete realization of the project.</w:t>
+            </w:r>
           </w:p>
         </w:tc>
       </w:tr>
@@ -844,7 +1033,15 @@
                 <w:b/>
                 <w:lang w:val="it-CH"/>
               </w:rPr>
-              <w:t>Relatori</w:t>
+              <w:lastRenderedPageBreak/>
+              <w:t>Relator</w:t>
+            </w:r>
+            <w:r>
+              <w:rPr>
+                <w:b/>
+                <w:lang w:val="it-CH"/>
+              </w:rPr>
+              <w:t>e</w:t>
             </w:r>
           </w:p>
         </w:tc>
@@ -940,8 +1137,10 @@
                 <w:sz w:val="20"/>
                 <w:szCs w:val="20"/>
               </w:rPr>
-              <w:t>7</w:t>
-            </w:r>
+              <w:t>6</w:t>
+            </w:r>
+            <w:bookmarkStart w:id="0" w:name="_GoBack"/>
+            <w:bookmarkEnd w:id="0"/>
             <w:r>
               <w:rPr>
                 <w:sz w:val="20"/>
@@ -1144,16 +1343,7 @@
                 <w:sz w:val="20"/>
                 <w:szCs w:val="20"/>
               </w:rPr>
-              <w:t>Confidenziale e non pu</w:t>
-            </w:r>
-            <w:bookmarkStart w:id="0" w:name="_GoBack"/>
-            <w:bookmarkEnd w:id="0"/>
-            <w:r>
-              <w:rPr>
-                <w:sz w:val="20"/>
-                <w:szCs w:val="20"/>
-              </w:rPr>
-              <w:t>bblicabile.</w:t>
+              <w:t>Confidenziale e non pubblicabile.</w:t>
             </w:r>
           </w:p>
         </w:tc>
@@ -1547,7 +1737,7 @@
 
 <file path=word/numbering.xml><?xml version="1.0" encoding="utf-8"?>
 <w:numbering xmlns:wpc="http://schemas.microsoft.com/office/word/2010/wordprocessingCanvas" xmlns:mc="http://schemas.openxmlformats.org/markup-compatibility/2006" xmlns:o="urn:schemas-microsoft-com:office:office" xmlns:r="http://schemas.openxmlformats.org/officeDocument/2006/relationships" xmlns:m="http://schemas.openxmlformats.org/officeDocument/2006/math" xmlns:v="urn:schemas-microsoft-com:vml" xmlns:wp14="http://schemas.microsoft.com/office/word/2010/wordprocessingDrawing" xmlns:wp="http://schemas.openxmlformats.org/drawingml/2006/wordprocessingDrawing" xmlns:w10="urn:schemas-microsoft-com:office:word" xmlns:w="http://schemas.openxmlformats.org/wordprocessingml/2006/main" xmlns:w14="http://schemas.microsoft.com/office/word/2010/wordml" xmlns:w15="http://schemas.microsoft.com/office/word/2012/wordml" xmlns:wpg="http://schemas.microsoft.com/office/word/2010/wordprocessingGroup" xmlns:wpi="http://schemas.microsoft.com/office/word/2010/wordprocessingInk" xmlns:wne="http://schemas.microsoft.com/office/word/2006/wordml" xmlns:wps="http://schemas.microsoft.com/office/word/2010/wordprocessingShape" mc:Ignorable="w14 w15 wp14">
-  <w:abstractNum w:abstractNumId="0">
+  <w:abstractNum w:abstractNumId="0" w15:restartNumberingAfterBreak="0">
     <w:nsid w:val="FFFFFF1D"/>
     <w:multiLevelType w:val="multilevel"/>
     <w:tmpl w:val="019064EC"/>
@@ -1687,7 +1877,7 @@
       </w:rPr>
     </w:lvl>
   </w:abstractNum>
-  <w:abstractNum w:abstractNumId="1">
+  <w:abstractNum w:abstractNumId="1" w15:restartNumberingAfterBreak="0">
     <w:nsid w:val="FFFFFF7C"/>
     <w:multiLevelType w:val="singleLevel"/>
     <w:tmpl w:val="09CE8268"/>
@@ -1704,7 +1894,7 @@
       </w:pPr>
     </w:lvl>
   </w:abstractNum>
-  <w:abstractNum w:abstractNumId="2">
+  <w:abstractNum w:abstractNumId="2" w15:restartNumberingAfterBreak="0">
     <w:nsid w:val="FFFFFF7D"/>
     <w:multiLevelType w:val="singleLevel"/>
     <w:tmpl w:val="7AB4E988"/>
@@ -1721,7 +1911,7 @@
       </w:pPr>
     </w:lvl>
   </w:abstractNum>
-  <w:abstractNum w:abstractNumId="3">
+  <w:abstractNum w:abstractNumId="3" w15:restartNumberingAfterBreak="0">
     <w:nsid w:val="FFFFFF7E"/>
     <w:multiLevelType w:val="singleLevel"/>
     <w:tmpl w:val="F362BE64"/>
@@ -1738,7 +1928,7 @@
       </w:pPr>
     </w:lvl>
   </w:abstractNum>
-  <w:abstractNum w:abstractNumId="4">
+  <w:abstractNum w:abstractNumId="4" w15:restartNumberingAfterBreak="0">
     <w:nsid w:val="FFFFFF7F"/>
     <w:multiLevelType w:val="singleLevel"/>
     <w:tmpl w:val="DD967386"/>
@@ -1755,7 +1945,7 @@
       </w:pPr>
     </w:lvl>
   </w:abstractNum>
-  <w:abstractNum w:abstractNumId="5">
+  <w:abstractNum w:abstractNumId="5" w15:restartNumberingAfterBreak="0">
     <w:nsid w:val="FFFFFF80"/>
     <w:multiLevelType w:val="singleLevel"/>
     <w:tmpl w:val="ACF8525E"/>
@@ -1775,7 +1965,7 @@
       </w:rPr>
     </w:lvl>
   </w:abstractNum>
-  <w:abstractNum w:abstractNumId="6">
+  <w:abstractNum w:abstractNumId="6" w15:restartNumberingAfterBreak="0">
     <w:nsid w:val="FFFFFF81"/>
     <w:multiLevelType w:val="singleLevel"/>
     <w:tmpl w:val="238E6254"/>
@@ -1795,7 +1985,7 @@
       </w:rPr>
     </w:lvl>
   </w:abstractNum>
-  <w:abstractNum w:abstractNumId="7">
+  <w:abstractNum w:abstractNumId="7" w15:restartNumberingAfterBreak="0">
     <w:nsid w:val="FFFFFF82"/>
     <w:multiLevelType w:val="singleLevel"/>
     <w:tmpl w:val="08C0FE64"/>
@@ -1815,7 +2005,7 @@
       </w:rPr>
     </w:lvl>
   </w:abstractNum>
-  <w:abstractNum w:abstractNumId="8">
+  <w:abstractNum w:abstractNumId="8" w15:restartNumberingAfterBreak="0">
     <w:nsid w:val="FFFFFF83"/>
     <w:multiLevelType w:val="singleLevel"/>
     <w:tmpl w:val="3926EFD8"/>
@@ -1835,7 +2025,7 @@
       </w:rPr>
     </w:lvl>
   </w:abstractNum>
-  <w:abstractNum w:abstractNumId="9">
+  <w:abstractNum w:abstractNumId="9" w15:restartNumberingAfterBreak="0">
     <w:nsid w:val="FFFFFF88"/>
     <w:multiLevelType w:val="singleLevel"/>
     <w:tmpl w:val="B1D83358"/>
@@ -1852,7 +2042,7 @@
       </w:pPr>
     </w:lvl>
   </w:abstractNum>
-  <w:abstractNum w:abstractNumId="10">
+  <w:abstractNum w:abstractNumId="10" w15:restartNumberingAfterBreak="0">
     <w:nsid w:val="FFFFFF89"/>
     <w:multiLevelType w:val="singleLevel"/>
     <w:tmpl w:val="B28E9C56"/>
@@ -1872,7 +2062,7 @@
       </w:rPr>
     </w:lvl>
   </w:abstractNum>
-  <w:abstractNum w:abstractNumId="11">
+  <w:abstractNum w:abstractNumId="11" w15:restartNumberingAfterBreak="0">
     <w:nsid w:val="04C64A26"/>
     <w:multiLevelType w:val="multilevel"/>
     <w:tmpl w:val="0810001F"/>
@@ -1958,7 +2148,7 @@
       </w:pPr>
     </w:lvl>
   </w:abstractNum>
-  <w:abstractNum w:abstractNumId="12">
+  <w:abstractNum w:abstractNumId="12" w15:restartNumberingAfterBreak="0">
     <w:nsid w:val="069D666C"/>
     <w:multiLevelType w:val="multilevel"/>
     <w:tmpl w:val="697C47A0"/>
@@ -2077,7 +2267,7 @@
       </w:rPr>
     </w:lvl>
   </w:abstractNum>
-  <w:abstractNum w:abstractNumId="13">
+  <w:abstractNum w:abstractNumId="13" w15:restartNumberingAfterBreak="0">
     <w:nsid w:val="0B916A7A"/>
     <w:multiLevelType w:val="hybridMultilevel"/>
     <w:tmpl w:val="1E0E4072"/>
@@ -2190,7 +2380,7 @@
       </w:rPr>
     </w:lvl>
   </w:abstractNum>
-  <w:abstractNum w:abstractNumId="14">
+  <w:abstractNum w:abstractNumId="14" w15:restartNumberingAfterBreak="0">
     <w:nsid w:val="0E9D3E91"/>
     <w:multiLevelType w:val="multilevel"/>
     <w:tmpl w:val="0810001F"/>
@@ -2276,7 +2466,7 @@
       </w:pPr>
     </w:lvl>
   </w:abstractNum>
-  <w:abstractNum w:abstractNumId="15">
+  <w:abstractNum w:abstractNumId="15" w15:restartNumberingAfterBreak="0">
     <w:nsid w:val="0F5C6CD7"/>
     <w:multiLevelType w:val="multilevel"/>
     <w:tmpl w:val="0810001F"/>
@@ -2362,7 +2552,7 @@
       </w:pPr>
     </w:lvl>
   </w:abstractNum>
-  <w:abstractNum w:abstractNumId="16">
+  <w:abstractNum w:abstractNumId="16" w15:restartNumberingAfterBreak="0">
     <w:nsid w:val="176E0747"/>
     <w:multiLevelType w:val="multilevel"/>
     <w:tmpl w:val="0810001F"/>
@@ -2448,7 +2638,7 @@
       </w:pPr>
     </w:lvl>
   </w:abstractNum>
-  <w:abstractNum w:abstractNumId="17">
+  <w:abstractNum w:abstractNumId="17" w15:restartNumberingAfterBreak="0">
     <w:nsid w:val="197432B7"/>
     <w:multiLevelType w:val="multilevel"/>
     <w:tmpl w:val="0810001F"/>
@@ -2534,7 +2724,7 @@
       </w:pPr>
     </w:lvl>
   </w:abstractNum>
-  <w:abstractNum w:abstractNumId="18">
+  <w:abstractNum w:abstractNumId="18" w15:restartNumberingAfterBreak="0">
     <w:nsid w:val="1A724A65"/>
     <w:multiLevelType w:val="multilevel"/>
     <w:tmpl w:val="0810001F"/>
@@ -2620,7 +2810,7 @@
       </w:pPr>
     </w:lvl>
   </w:abstractNum>
-  <w:abstractNum w:abstractNumId="19">
+  <w:abstractNum w:abstractNumId="19" w15:restartNumberingAfterBreak="0">
     <w:nsid w:val="1C035A37"/>
     <w:multiLevelType w:val="multilevel"/>
     <w:tmpl w:val="0810001F"/>
@@ -2706,7 +2896,7 @@
       </w:pPr>
     </w:lvl>
   </w:abstractNum>
-  <w:abstractNum w:abstractNumId="20">
+  <w:abstractNum w:abstractNumId="20" w15:restartNumberingAfterBreak="0">
     <w:nsid w:val="21D92BA2"/>
     <w:multiLevelType w:val="multilevel"/>
     <w:tmpl w:val="0810001F"/>
@@ -2792,7 +2982,7 @@
       </w:pPr>
     </w:lvl>
   </w:abstractNum>
-  <w:abstractNum w:abstractNumId="21">
+  <w:abstractNum w:abstractNumId="21" w15:restartNumberingAfterBreak="0">
     <w:nsid w:val="2E830AA2"/>
     <w:multiLevelType w:val="hybridMultilevel"/>
     <w:tmpl w:val="8E70DB4C"/>
@@ -2912,7 +3102,7 @@
       </w:rPr>
     </w:lvl>
   </w:abstractNum>
-  <w:abstractNum w:abstractNumId="22">
+  <w:abstractNum w:abstractNumId="22" w15:restartNumberingAfterBreak="0">
     <w:nsid w:val="3DC20BB4"/>
     <w:multiLevelType w:val="hybridMultilevel"/>
     <w:tmpl w:val="997A4AC8"/>
@@ -3032,7 +3222,7 @@
       </w:rPr>
     </w:lvl>
   </w:abstractNum>
-  <w:abstractNum w:abstractNumId="23">
+  <w:abstractNum w:abstractNumId="23" w15:restartNumberingAfterBreak="0">
     <w:nsid w:val="48A35C68"/>
     <w:multiLevelType w:val="multilevel"/>
     <w:tmpl w:val="0810001F"/>
@@ -3118,7 +3308,7 @@
       </w:pPr>
     </w:lvl>
   </w:abstractNum>
-  <w:abstractNum w:abstractNumId="24">
+  <w:abstractNum w:abstractNumId="24" w15:restartNumberingAfterBreak="0">
     <w:nsid w:val="4D950D19"/>
     <w:multiLevelType w:val="multilevel"/>
     <w:tmpl w:val="0810001F"/>
@@ -3204,7 +3394,7 @@
       </w:pPr>
     </w:lvl>
   </w:abstractNum>
-  <w:abstractNum w:abstractNumId="25">
+  <w:abstractNum w:abstractNumId="25" w15:restartNumberingAfterBreak="0">
     <w:nsid w:val="4E585C39"/>
     <w:multiLevelType w:val="multilevel"/>
     <w:tmpl w:val="0810001F"/>
@@ -3290,7 +3480,7 @@
       </w:pPr>
     </w:lvl>
   </w:abstractNum>
-  <w:abstractNum w:abstractNumId="26">
+  <w:abstractNum w:abstractNumId="26" w15:restartNumberingAfterBreak="0">
     <w:nsid w:val="4F286C70"/>
     <w:multiLevelType w:val="multilevel"/>
     <w:tmpl w:val="0810001F"/>
@@ -3376,7 +3566,7 @@
       </w:pPr>
     </w:lvl>
   </w:abstractNum>
-  <w:abstractNum w:abstractNumId="27">
+  <w:abstractNum w:abstractNumId="27" w15:restartNumberingAfterBreak="0">
     <w:nsid w:val="52B361D3"/>
     <w:multiLevelType w:val="multilevel"/>
     <w:tmpl w:val="0810001F"/>
@@ -3462,7 +3652,7 @@
       </w:pPr>
     </w:lvl>
   </w:abstractNum>
-  <w:abstractNum w:abstractNumId="28">
+  <w:abstractNum w:abstractNumId="28" w15:restartNumberingAfterBreak="0">
     <w:nsid w:val="558A4D76"/>
     <w:multiLevelType w:val="multilevel"/>
     <w:tmpl w:val="0810001F"/>
@@ -3548,7 +3738,7 @@
       </w:pPr>
     </w:lvl>
   </w:abstractNum>
-  <w:abstractNum w:abstractNumId="29">
+  <w:abstractNum w:abstractNumId="29" w15:restartNumberingAfterBreak="0">
     <w:nsid w:val="55F71B3F"/>
     <w:multiLevelType w:val="multilevel"/>
     <w:tmpl w:val="4E987BAC"/>
@@ -3667,7 +3857,7 @@
       </w:rPr>
     </w:lvl>
   </w:abstractNum>
-  <w:abstractNum w:abstractNumId="30">
+  <w:abstractNum w:abstractNumId="30" w15:restartNumberingAfterBreak="0">
     <w:nsid w:val="5B9067F5"/>
     <w:multiLevelType w:val="multilevel"/>
     <w:tmpl w:val="2FF67CC4"/>
@@ -3786,7 +3976,7 @@
       </w:rPr>
     </w:lvl>
   </w:abstractNum>
-  <w:abstractNum w:abstractNumId="31">
+  <w:abstractNum w:abstractNumId="31" w15:restartNumberingAfterBreak="0">
     <w:nsid w:val="5DC22153"/>
     <w:multiLevelType w:val="multilevel"/>
     <w:tmpl w:val="0810001F"/>
@@ -3872,7 +4062,7 @@
       </w:pPr>
     </w:lvl>
   </w:abstractNum>
-  <w:abstractNum w:abstractNumId="32">
+  <w:abstractNum w:abstractNumId="32" w15:restartNumberingAfterBreak="0">
     <w:nsid w:val="64654D84"/>
     <w:multiLevelType w:val="hybridMultilevel"/>
     <w:tmpl w:val="D3AAD4B8"/>
@@ -3992,7 +4182,7 @@
       </w:rPr>
     </w:lvl>
   </w:abstractNum>
-  <w:abstractNum w:abstractNumId="33">
+  <w:abstractNum w:abstractNumId="33" w15:restartNumberingAfterBreak="0">
     <w:nsid w:val="735730DE"/>
     <w:multiLevelType w:val="multilevel"/>
     <w:tmpl w:val="21CE1F90"/>
@@ -4111,7 +4301,7 @@
       </w:rPr>
     </w:lvl>
   </w:abstractNum>
-  <w:abstractNum w:abstractNumId="34">
+  <w:abstractNum w:abstractNumId="34" w15:restartNumberingAfterBreak="0">
     <w:nsid w:val="7A4C7BE3"/>
     <w:multiLevelType w:val="multilevel"/>
     <w:tmpl w:val="10F28AC2"/>
@@ -5376,7 +5566,7 @@
 </file>
 
 <file path=customXml/itemProps1.xml><?xml version="1.0" encoding="utf-8"?>
-<ds:datastoreItem xmlns:ds="http://schemas.openxmlformats.org/officeDocument/2006/customXml" ds:itemID="{7163C9B8-83DC-47D0-95D9-C6E4D5246D43}">
+<ds:datastoreItem xmlns:ds="http://schemas.openxmlformats.org/officeDocument/2006/customXml" ds:itemID="{B8CDC9D5-2D79-4899-9072-DAABEFDB6EF6}">
   <ds:schemaRefs>
     <ds:schemaRef ds:uri="http://schemas.openxmlformats.org/officeDocument/2006/bibliography"/>
   </ds:schemaRefs>
